--- a/5 semester/Metrics/lab 2/МЕТРА_2.docx
+++ b/5 semester/Metrics/lab 2/МЕТРА_2.docx
@@ -258,6 +258,7 @@
           <w:szCs w:val="28"/>
         </w:rPr>
       </w:pPr>
+      <w:proofErr w:type="spellStart"/>
       <w:r>
         <w:rPr>
           <w:rFonts w:ascii="Times New Roman" w:hAnsi="Times New Roman" w:cs="Times New Roman"/>
@@ -266,6 +267,7 @@
         </w:rPr>
         <w:t>Шкредова</w:t>
       </w:r>
+      <w:proofErr w:type="spellEnd"/>
       <w:r>
         <w:rPr>
           <w:rFonts w:ascii="Times New Roman" w:hAnsi="Times New Roman" w:cs="Times New Roman"/>
@@ -426,13 +428,23 @@
           <w:szCs w:val="28"/>
         </w:rPr>
       </w:pPr>
-      <w:r>
-        <w:rPr>
-          <w:rFonts w:ascii="Times New Roman" w:hAnsi="Times New Roman" w:cs="Times New Roman"/>
-          <w:sz w:val="28"/>
-          <w:szCs w:val="28"/>
-        </w:rPr>
-        <w:t>Болтак С.В</w:t>
+      <w:proofErr w:type="spellStart"/>
+      <w:r>
+        <w:rPr>
+          <w:rFonts w:ascii="Times New Roman" w:hAnsi="Times New Roman" w:cs="Times New Roman"/>
+          <w:sz w:val="28"/>
+          <w:szCs w:val="28"/>
+        </w:rPr>
+        <w:t>Болтак</w:t>
+      </w:r>
+      <w:proofErr w:type="spellEnd"/>
+      <w:r>
+        <w:rPr>
+          <w:rFonts w:ascii="Times New Roman" w:hAnsi="Times New Roman" w:cs="Times New Roman"/>
+          <w:sz w:val="28"/>
+          <w:szCs w:val="28"/>
+        </w:rPr>
+        <w:t xml:space="preserve"> С.В</w:t>
       </w:r>
       <w:r>
         <w:rPr>
@@ -590,7 +602,27 @@
           <w:szCs w:val="24"/>
           <w:lang w:val="en-US"/>
         </w:rPr>
-        <w:t>def analyze_value(x)</w:t>
+        <w:t xml:space="preserve">def </w:t>
+      </w:r>
+      <w:proofErr w:type="spellStart"/>
+      <w:r>
+        <w:rPr>
+          <w:rFonts w:ascii="Consolas" w:hAnsi="Consolas" w:cs="JetBrains Mono"/>
+          <w:sz w:val="24"/>
+          <w:szCs w:val="24"/>
+          <w:lang w:val="en-US"/>
+        </w:rPr>
+        <w:t>analyze_value</w:t>
+      </w:r>
+      <w:proofErr w:type="spellEnd"/>
+      <w:r>
+        <w:rPr>
+          <w:rFonts w:ascii="Consolas" w:hAnsi="Consolas" w:cs="JetBrains Mono"/>
+          <w:sz w:val="24"/>
+          <w:szCs w:val="24"/>
+          <w:lang w:val="en-US"/>
+        </w:rPr>
+        <w:t>(x)</w:t>
       </w:r>
     </w:p>
     <w:p>
@@ -611,7 +643,27 @@
           <w:szCs w:val="24"/>
           <w:lang w:val="en-US"/>
         </w:rPr>
-        <w:t xml:space="preserve">  for i in 0...1  </w:t>
+        <w:t xml:space="preserve">  for </w:t>
+      </w:r>
+      <w:proofErr w:type="spellStart"/>
+      <w:r>
+        <w:rPr>
+          <w:rFonts w:ascii="Consolas" w:hAnsi="Consolas" w:cs="JetBrains Mono"/>
+          <w:sz w:val="24"/>
+          <w:szCs w:val="24"/>
+          <w:lang w:val="en-US"/>
+        </w:rPr>
+        <w:t>i</w:t>
+      </w:r>
+      <w:proofErr w:type="spellEnd"/>
+      <w:r>
+        <w:rPr>
+          <w:rFonts w:ascii="Consolas" w:hAnsi="Consolas" w:cs="JetBrains Mono"/>
+          <w:sz w:val="24"/>
+          <w:szCs w:val="24"/>
+          <w:lang w:val="en-US"/>
+        </w:rPr>
+        <w:t xml:space="preserve"> in 0...1  </w:t>
       </w:r>
     </w:p>
     <w:p>
@@ -653,7 +705,7 @@
           <w:szCs w:val="24"/>
           <w:lang w:val="en-US"/>
         </w:rPr>
-        <w:t xml:space="preserve">    while j &lt; 1   </w:t>
+        <w:t xml:space="preserve">      while j &lt; 1  </w:t>
       </w:r>
     </w:p>
     <w:p>
@@ -674,7 +726,7 @@
           <w:szCs w:val="24"/>
           <w:lang w:val="en-US"/>
         </w:rPr>
-        <w:t xml:space="preserve">      if x.is_a?(Integer)</w:t>
+        <w:t xml:space="preserve">      end </w:t>
       </w:r>
     </w:p>
     <w:p>
@@ -695,7 +747,47 @@
           <w:szCs w:val="24"/>
           <w:lang w:val="en-US"/>
         </w:rPr>
-        <w:t xml:space="preserve">        puts "Level 1: Integer detected"</w:t>
+        <w:t xml:space="preserve">      if </w:t>
+      </w:r>
+      <w:proofErr w:type="spellStart"/>
+      <w:r>
+        <w:rPr>
+          <w:rFonts w:ascii="Consolas" w:hAnsi="Consolas" w:cs="JetBrains Mono"/>
+          <w:sz w:val="24"/>
+          <w:szCs w:val="24"/>
+          <w:lang w:val="en-US"/>
+        </w:rPr>
+        <w:t>x.is_</w:t>
+      </w:r>
+      <w:proofErr w:type="gramStart"/>
+      <w:r>
+        <w:rPr>
+          <w:rFonts w:ascii="Consolas" w:hAnsi="Consolas" w:cs="JetBrains Mono"/>
+          <w:sz w:val="24"/>
+          <w:szCs w:val="24"/>
+          <w:lang w:val="en-US"/>
+        </w:rPr>
+        <w:t>a</w:t>
+      </w:r>
+      <w:proofErr w:type="spellEnd"/>
+      <w:r>
+        <w:rPr>
+          <w:rFonts w:ascii="Consolas" w:hAnsi="Consolas" w:cs="JetBrains Mono"/>
+          <w:sz w:val="24"/>
+          <w:szCs w:val="24"/>
+          <w:lang w:val="en-US"/>
+        </w:rPr>
+        <w:t>?(</w:t>
+      </w:r>
+      <w:proofErr w:type="gramEnd"/>
+      <w:r>
+        <w:rPr>
+          <w:rFonts w:ascii="Consolas" w:hAnsi="Consolas" w:cs="JetBrains Mono"/>
+          <w:sz w:val="24"/>
+          <w:szCs w:val="24"/>
+          <w:lang w:val="en-US"/>
+        </w:rPr>
+        <w:t>Integer)</w:t>
       </w:r>
     </w:p>
     <w:p>
@@ -709,6 +801,15 @@
           <w:lang w:val="en-US"/>
         </w:rPr>
       </w:pPr>
+      <w:r>
+        <w:rPr>
+          <w:rFonts w:ascii="Consolas" w:hAnsi="Consolas" w:cs="JetBrains Mono"/>
+          <w:sz w:val="24"/>
+          <w:szCs w:val="24"/>
+          <w:lang w:val="en-US"/>
+        </w:rPr>
+        <w:t xml:space="preserve">        puts "Level 1: Integer detected"</w:t>
+      </w:r>
     </w:p>
     <w:p>
       <w:pPr>
@@ -721,15 +822,6 @@
           <w:lang w:val="en-US"/>
         </w:rPr>
       </w:pPr>
-      <w:r>
-        <w:rPr>
-          <w:rFonts w:ascii="Consolas" w:hAnsi="Consolas" w:cs="JetBrains Mono"/>
-          <w:sz w:val="24"/>
-          <w:szCs w:val="24"/>
-          <w:lang w:val="en-US"/>
-        </w:rPr>
-        <w:t xml:space="preserve">        if x &gt; 0</w:t>
-      </w:r>
     </w:p>
     <w:p>
       <w:pPr>
@@ -749,7 +841,7 @@
           <w:szCs w:val="24"/>
           <w:lang w:val="en-US"/>
         </w:rPr>
-        <w:t xml:space="preserve">          puts "  Level 2: Positive number"</w:t>
+        <w:t xml:space="preserve">        if x &gt; 0</w:t>
       </w:r>
     </w:p>
     <w:p>
@@ -763,6 +855,15 @@
           <w:lang w:val="en-US"/>
         </w:rPr>
       </w:pPr>
+      <w:r>
+        <w:rPr>
+          <w:rFonts w:ascii="Consolas" w:hAnsi="Consolas" w:cs="JetBrains Mono"/>
+          <w:sz w:val="24"/>
+          <w:szCs w:val="24"/>
+          <w:lang w:val="en-US"/>
+        </w:rPr>
+        <w:t xml:space="preserve">          puts "Level 2: Positive number"</w:t>
+      </w:r>
     </w:p>
     <w:p>
       <w:pPr>
@@ -775,15 +876,6 @@
           <w:lang w:val="en-US"/>
         </w:rPr>
       </w:pPr>
-      <w:r>
-        <w:rPr>
-          <w:rFonts w:ascii="Consolas" w:hAnsi="Consolas" w:cs="JetBrains Mono"/>
-          <w:sz w:val="24"/>
-          <w:szCs w:val="24"/>
-          <w:lang w:val="en-US"/>
-        </w:rPr>
-        <w:t xml:space="preserve">          if x &lt; 100</w:t>
-      </w:r>
     </w:p>
     <w:p>
       <w:pPr>
@@ -803,7 +895,7 @@
           <w:szCs w:val="24"/>
           <w:lang w:val="en-US"/>
         </w:rPr>
-        <w:t xml:space="preserve">            puts "    Level 3: Less than 100"</w:t>
+        <w:t xml:space="preserve">          if x &lt; 100</w:t>
       </w:r>
     </w:p>
     <w:p>
@@ -817,6 +909,15 @@
           <w:lang w:val="en-US"/>
         </w:rPr>
       </w:pPr>
+      <w:r>
+        <w:rPr>
+          <w:rFonts w:ascii="Consolas" w:hAnsi="Consolas" w:cs="JetBrains Mono"/>
+          <w:sz w:val="24"/>
+          <w:szCs w:val="24"/>
+          <w:lang w:val="en-US"/>
+        </w:rPr>
+        <w:t xml:space="preserve">            puts "Level 3: Less than 100"</w:t>
+      </w:r>
     </w:p>
     <w:p>
       <w:pPr>
@@ -829,15 +930,6 @@
           <w:lang w:val="en-US"/>
         </w:rPr>
       </w:pPr>
-      <w:r>
-        <w:rPr>
-          <w:rFonts w:ascii="Consolas" w:hAnsi="Consolas" w:cs="JetBrains Mono"/>
-          <w:sz w:val="24"/>
-          <w:szCs w:val="24"/>
-          <w:lang w:val="en-US"/>
-        </w:rPr>
-        <w:t xml:space="preserve">            case x % 5</w:t>
-      </w:r>
     </w:p>
     <w:p>
       <w:pPr>
@@ -857,7 +949,7 @@
           <w:szCs w:val="24"/>
           <w:lang w:val="en-US"/>
         </w:rPr>
-        <w:t xml:space="preserve">            when 0</w:t>
+        <w:t xml:space="preserve">            case x % 5</w:t>
       </w:r>
     </w:p>
     <w:p>
@@ -878,7 +970,7 @@
           <w:szCs w:val="24"/>
           <w:lang w:val="en-US"/>
         </w:rPr>
-        <w:t xml:space="preserve">              puts "      Case: divisible by 5"</w:t>
+        <w:t xml:space="preserve">            when 0</w:t>
       </w:r>
     </w:p>
     <w:p>
@@ -899,7 +991,7 @@
           <w:szCs w:val="24"/>
           <w:lang w:val="en-US"/>
         </w:rPr>
-        <w:t xml:space="preserve">            when 1</w:t>
+        <w:t xml:space="preserve">              puts "      Case: divisible by 5"</w:t>
       </w:r>
     </w:p>
     <w:p>
@@ -920,7 +1012,7 @@
           <w:szCs w:val="24"/>
           <w:lang w:val="en-US"/>
         </w:rPr>
-        <w:t xml:space="preserve">              puts "      Case: remainder 1"</w:t>
+        <w:t xml:space="preserve">            when 1</w:t>
       </w:r>
     </w:p>
     <w:p>
@@ -941,7 +1033,7 @@
           <w:szCs w:val="24"/>
           <w:lang w:val="en-US"/>
         </w:rPr>
-        <w:t xml:space="preserve">            when 2</w:t>
+        <w:t xml:space="preserve">              puts "      Case: remainder 1"</w:t>
       </w:r>
     </w:p>
     <w:p>
@@ -962,7 +1054,7 @@
           <w:szCs w:val="24"/>
           <w:lang w:val="en-US"/>
         </w:rPr>
-        <w:t xml:space="preserve">              puts "      Case: remainder 2"</w:t>
+        <w:t xml:space="preserve">            when 2</w:t>
       </w:r>
     </w:p>
     <w:p>
@@ -983,7 +1075,7 @@
           <w:szCs w:val="24"/>
           <w:lang w:val="en-US"/>
         </w:rPr>
-        <w:t xml:space="preserve">            when 3</w:t>
+        <w:t xml:space="preserve">              puts "      Case: remainder 2"</w:t>
       </w:r>
     </w:p>
     <w:p>
@@ -1004,7 +1096,7 @@
           <w:szCs w:val="24"/>
           <w:lang w:val="en-US"/>
         </w:rPr>
-        <w:t xml:space="preserve">              puts "      Case: remainder 3"</w:t>
+        <w:t xml:space="preserve">            when 3</w:t>
       </w:r>
     </w:p>
     <w:p>
@@ -1025,7 +1117,8 @@
           <w:szCs w:val="24"/>
           <w:lang w:val="en-US"/>
         </w:rPr>
-        <w:t xml:space="preserve">            when 4</w:t>
+        <w:tab/>
+        <w:t xml:space="preserve">      if x &lt; 0</w:t>
       </w:r>
     </w:p>
     <w:p>
@@ -1046,7 +1139,17 @@
           <w:szCs w:val="24"/>
           <w:lang w:val="en-US"/>
         </w:rPr>
-        <w:t xml:space="preserve">              puts "      Case: remainder 4"</w:t>
+        <w:tab/>
+      </w:r>
+      <w:r>
+        <w:rPr>
+          <w:rFonts w:ascii="Consolas" w:hAnsi="Consolas" w:cs="JetBrains Mono"/>
+          <w:sz w:val="24"/>
+          <w:szCs w:val="24"/>
+          <w:lang w:val="en-US"/>
+        </w:rPr>
+        <w:tab/>
+        <w:t>if x &gt; 0</w:t>
       </w:r>
     </w:p>
     <w:p>
@@ -1067,7 +1170,26 @@
           <w:szCs w:val="24"/>
           <w:lang w:val="en-US"/>
         </w:rPr>
-        <w:t xml:space="preserve">            end</w:t>
+        <w:tab/>
+      </w:r>
+      <w:r>
+        <w:rPr>
+          <w:rFonts w:ascii="Consolas" w:hAnsi="Consolas" w:cs="JetBrains Mono"/>
+          <w:sz w:val="24"/>
+          <w:szCs w:val="24"/>
+          <w:lang w:val="en-US"/>
+        </w:rPr>
+        <w:tab/>
+      </w:r>
+      <w:r>
+        <w:rPr>
+          <w:rFonts w:ascii="Consolas" w:hAnsi="Consolas" w:cs="JetBrains Mono"/>
+          <w:sz w:val="24"/>
+          <w:szCs w:val="24"/>
+          <w:lang w:val="en-US"/>
+        </w:rPr>
+        <w:tab/>
+        <w:t>puts ""</w:t>
       </w:r>
     </w:p>
     <w:p>
@@ -1088,7 +1210,7 @@
           <w:szCs w:val="24"/>
           <w:lang w:val="en-US"/>
         </w:rPr>
-        <w:t xml:space="preserve">          end</w:t>
+        <w:t xml:space="preserve">                end</w:t>
       </w:r>
     </w:p>
     <w:p>
@@ -1109,16 +1231,16 @@
           <w:szCs w:val="24"/>
           <w:lang w:val="en-US"/>
         </w:rPr>
-        <w:t xml:space="preserve">        </w:t>
-      </w:r>
-      <w:r>
-        <w:rPr>
-          <w:rFonts w:ascii="Consolas" w:hAnsi="Consolas" w:cs="JetBrains Mono"/>
-          <w:sz w:val="24"/>
-          <w:szCs w:val="24"/>
-          <w:lang w:val="en-US"/>
-        </w:rPr>
-        <w:t>end</w:t>
+        <w:t xml:space="preserve">              end</w:t>
+      </w:r>
+      <w:r>
+        <w:rPr>
+          <w:rFonts w:ascii="Consolas" w:hAnsi="Consolas" w:cs="JetBrains Mono"/>
+          <w:sz w:val="24"/>
+          <w:szCs w:val="24"/>
+          <w:lang w:val="en-US"/>
+        </w:rPr>
+        <w:tab/>
       </w:r>
     </w:p>
     <w:p>
@@ -1139,7 +1261,7 @@
           <w:szCs w:val="24"/>
           <w:lang w:val="en-US"/>
         </w:rPr>
-        <w:t xml:space="preserve">      end</w:t>
+        <w:t xml:space="preserve">              puts "      Case: remainder 3"</w:t>
       </w:r>
     </w:p>
     <w:p>
@@ -1160,7 +1282,7 @@
           <w:szCs w:val="24"/>
           <w:lang w:val="en-US"/>
         </w:rPr>
-        <w:t xml:space="preserve">      j += 1</w:t>
+        <w:t xml:space="preserve">            when 4</w:t>
       </w:r>
     </w:p>
     <w:p>
@@ -1181,7 +1303,112 @@
           <w:szCs w:val="24"/>
           <w:lang w:val="en-US"/>
         </w:rPr>
-        <w:t xml:space="preserve">    end</w:t>
+        <w:t xml:space="preserve">              puts "      Case: remainder 4"</w:t>
+      </w:r>
+    </w:p>
+    <w:p>
+      <w:pPr>
+        <w:spacing w:line="20" w:lineRule="atLeast"/>
+        <w:contextualSpacing/>
+        <w:rPr>
+          <w:rFonts w:ascii="Consolas" w:hAnsi="Consolas" w:cs="JetBrains Mono"/>
+          <w:sz w:val="24"/>
+          <w:szCs w:val="24"/>
+          <w:lang w:val="en-US"/>
+        </w:rPr>
+      </w:pPr>
+      <w:r>
+        <w:rPr>
+          <w:rFonts w:ascii="Consolas" w:hAnsi="Consolas" w:cs="JetBrains Mono"/>
+          <w:sz w:val="24"/>
+          <w:szCs w:val="24"/>
+          <w:lang w:val="en-US"/>
+        </w:rPr>
+        <w:t xml:space="preserve">            end</w:t>
+      </w:r>
+    </w:p>
+    <w:p>
+      <w:pPr>
+        <w:spacing w:line="20" w:lineRule="atLeast"/>
+        <w:contextualSpacing/>
+        <w:rPr>
+          <w:rFonts w:ascii="Consolas" w:hAnsi="Consolas" w:cs="JetBrains Mono"/>
+          <w:sz w:val="24"/>
+          <w:szCs w:val="24"/>
+          <w:lang w:val="en-US"/>
+        </w:rPr>
+      </w:pPr>
+      <w:r>
+        <w:rPr>
+          <w:rFonts w:ascii="Consolas" w:hAnsi="Consolas" w:cs="JetBrains Mono"/>
+          <w:sz w:val="24"/>
+          <w:szCs w:val="24"/>
+          <w:lang w:val="en-US"/>
+        </w:rPr>
+        <w:t xml:space="preserve">          end</w:t>
+      </w:r>
+    </w:p>
+    <w:p>
+      <w:pPr>
+        <w:spacing w:line="20" w:lineRule="atLeast"/>
+        <w:contextualSpacing/>
+        <w:rPr>
+          <w:rFonts w:ascii="Consolas" w:hAnsi="Consolas" w:cs="JetBrains Mono"/>
+          <w:sz w:val="24"/>
+          <w:szCs w:val="24"/>
+          <w:lang w:val="en-US"/>
+        </w:rPr>
+      </w:pPr>
+      <w:r>
+        <w:rPr>
+          <w:rFonts w:ascii="Consolas" w:hAnsi="Consolas" w:cs="JetBrains Mono"/>
+          <w:sz w:val="24"/>
+          <w:szCs w:val="24"/>
+          <w:lang w:val="en-US"/>
+        </w:rPr>
+        <w:t xml:space="preserve">        end</w:t>
+      </w:r>
+    </w:p>
+    <w:p>
+      <w:pPr>
+        <w:spacing w:line="20" w:lineRule="atLeast"/>
+        <w:contextualSpacing/>
+        <w:rPr>
+          <w:rFonts w:ascii="Consolas" w:hAnsi="Consolas" w:cs="JetBrains Mono"/>
+          <w:sz w:val="24"/>
+          <w:szCs w:val="24"/>
+          <w:lang w:val="en-US"/>
+        </w:rPr>
+      </w:pPr>
+      <w:r>
+        <w:rPr>
+          <w:rFonts w:ascii="Consolas" w:hAnsi="Consolas" w:cs="JetBrains Mono"/>
+          <w:sz w:val="24"/>
+          <w:szCs w:val="24"/>
+          <w:lang w:val="en-US"/>
+        </w:rPr>
+        <w:t xml:space="preserve">      end</w:t>
+      </w:r>
+    </w:p>
+    <w:p>
+      <w:pPr>
+        <w:spacing w:line="20" w:lineRule="atLeast"/>
+        <w:contextualSpacing/>
+        <w:rPr>
+          <w:rFonts w:ascii="Consolas" w:hAnsi="Consolas" w:cs="JetBrains Mono"/>
+          <w:sz w:val="24"/>
+          <w:szCs w:val="24"/>
+          <w:lang w:val="en-US"/>
+        </w:rPr>
+      </w:pPr>
+      <w:r>
+        <w:rPr>
+          <w:rFonts w:ascii="Consolas" w:hAnsi="Consolas" w:cs="JetBrains Mono"/>
+          <w:sz w:val="24"/>
+          <w:szCs w:val="24"/>
+          <w:lang w:val="en-US"/>
+        </w:rPr>
+        <w:t xml:space="preserve">      j += 1</w:t>
       </w:r>
     </w:p>
     <w:p>
@@ -1339,6 +1566,7 @@
                 <w14:ligatures w14:val="none"/>
               </w:rPr>
             </w:pPr>
+            <w:proofErr w:type="spellStart"/>
             <w:r>
               <w:rPr>
                 <w:rFonts w:ascii="Times New Roman" w:eastAsia="Times New Roman" w:hAnsi="Times New Roman" w:cs="Times New Roman"/>
@@ -1348,8 +1576,33 @@
                 <w:lang w:eastAsia="ru-RU"/>
                 <w14:ligatures w14:val="none"/>
               </w:rPr>
-              <w:t>if...end</w:t>
+              <w:t>if</w:t>
             </w:r>
+            <w:proofErr w:type="spellEnd"/>
+            <w:r>
+              <w:rPr>
+                <w:rFonts w:ascii="Times New Roman" w:eastAsia="Times New Roman" w:hAnsi="Times New Roman" w:cs="Times New Roman"/>
+                <w:kern w:val="0"/>
+                <w:sz w:val="28"/>
+                <w:szCs w:val="28"/>
+                <w:lang w:eastAsia="ru-RU"/>
+                <w14:ligatures w14:val="none"/>
+              </w:rPr>
+              <w:t>...</w:t>
+            </w:r>
+            <w:proofErr w:type="spellStart"/>
+            <w:r>
+              <w:rPr>
+                <w:rFonts w:ascii="Times New Roman" w:eastAsia="Times New Roman" w:hAnsi="Times New Roman" w:cs="Times New Roman"/>
+                <w:kern w:val="0"/>
+                <w:sz w:val="28"/>
+                <w:szCs w:val="28"/>
+                <w:lang w:eastAsia="ru-RU"/>
+                <w14:ligatures w14:val="none"/>
+              </w:rPr>
+              <w:t>end</w:t>
+            </w:r>
+            <w:proofErr w:type="spellEnd"/>
           </w:p>
         </w:tc>
         <w:tc>
@@ -1407,6 +1660,7 @@
                 <w14:ligatures w14:val="none"/>
               </w:rPr>
             </w:pPr>
+            <w:proofErr w:type="spellStart"/>
             <w:r>
               <w:rPr>
                 <w:rFonts w:ascii="Times New Roman" w:eastAsia="Times New Roman" w:hAnsi="Times New Roman" w:cs="Times New Roman"/>
@@ -1416,8 +1670,33 @@
                 <w:lang w:eastAsia="ru-RU"/>
                 <w14:ligatures w14:val="none"/>
               </w:rPr>
-              <w:t>while...end</w:t>
+              <w:t>while</w:t>
             </w:r>
+            <w:proofErr w:type="spellEnd"/>
+            <w:r>
+              <w:rPr>
+                <w:rFonts w:ascii="Times New Roman" w:eastAsia="Times New Roman" w:hAnsi="Times New Roman" w:cs="Times New Roman"/>
+                <w:kern w:val="0"/>
+                <w:sz w:val="28"/>
+                <w:szCs w:val="28"/>
+                <w:lang w:eastAsia="ru-RU"/>
+                <w14:ligatures w14:val="none"/>
+              </w:rPr>
+              <w:t>...</w:t>
+            </w:r>
+            <w:proofErr w:type="spellStart"/>
+            <w:r>
+              <w:rPr>
+                <w:rFonts w:ascii="Times New Roman" w:eastAsia="Times New Roman" w:hAnsi="Times New Roman" w:cs="Times New Roman"/>
+                <w:kern w:val="0"/>
+                <w:sz w:val="28"/>
+                <w:szCs w:val="28"/>
+                <w:lang w:eastAsia="ru-RU"/>
+                <w14:ligatures w14:val="none"/>
+              </w:rPr>
+              <w:t>end</w:t>
+            </w:r>
+            <w:proofErr w:type="spellEnd"/>
           </w:p>
         </w:tc>
         <w:tc>
@@ -1475,6 +1754,7 @@
                 <w14:ligatures w14:val="none"/>
               </w:rPr>
             </w:pPr>
+            <w:proofErr w:type="spellStart"/>
             <w:r>
               <w:rPr>
                 <w:rFonts w:ascii="Times New Roman" w:eastAsia="Times New Roman" w:hAnsi="Times New Roman" w:cs="Times New Roman"/>
@@ -1484,8 +1764,33 @@
                 <w:lang w:eastAsia="ru-RU"/>
                 <w14:ligatures w14:val="none"/>
               </w:rPr>
-              <w:t>for...end</w:t>
+              <w:t>for</w:t>
             </w:r>
+            <w:proofErr w:type="spellEnd"/>
+            <w:r>
+              <w:rPr>
+                <w:rFonts w:ascii="Times New Roman" w:eastAsia="Times New Roman" w:hAnsi="Times New Roman" w:cs="Times New Roman"/>
+                <w:kern w:val="0"/>
+                <w:sz w:val="28"/>
+                <w:szCs w:val="28"/>
+                <w:lang w:eastAsia="ru-RU"/>
+                <w14:ligatures w14:val="none"/>
+              </w:rPr>
+              <w:t>...</w:t>
+            </w:r>
+            <w:proofErr w:type="spellStart"/>
+            <w:r>
+              <w:rPr>
+                <w:rFonts w:ascii="Times New Roman" w:eastAsia="Times New Roman" w:hAnsi="Times New Roman" w:cs="Times New Roman"/>
+                <w:kern w:val="0"/>
+                <w:sz w:val="28"/>
+                <w:szCs w:val="28"/>
+                <w:lang w:eastAsia="ru-RU"/>
+                <w14:ligatures w14:val="none"/>
+              </w:rPr>
+              <w:t>end</w:t>
+            </w:r>
+            <w:proofErr w:type="spellEnd"/>
           </w:p>
         </w:tc>
         <w:tc>
@@ -1543,6 +1848,7 @@
                 <w14:ligatures w14:val="none"/>
               </w:rPr>
             </w:pPr>
+            <w:proofErr w:type="spellStart"/>
             <w:r>
               <w:rPr>
                 <w:rFonts w:ascii="Times New Roman" w:eastAsia="Times New Roman" w:hAnsi="Times New Roman" w:cs="Times New Roman"/>
@@ -1554,6 +1860,7 @@
               </w:rPr>
               <w:t>when</w:t>
             </w:r>
+            <w:proofErr w:type="spellEnd"/>
           </w:p>
         </w:tc>
         <w:tc>
@@ -2113,7 +2420,7 @@
           <v:shape id="_x0000_i1025" type="#_x0000_t75" style="width:430.75pt;height:805.15pt" o:ole="">
             <v:imagedata r:id="rId7" o:title=""/>
           </v:shape>
-          <o:OLEObject Type="Embed" ProgID="Visio.Drawing.15" ShapeID="_x0000_i1025" DrawAspect="Content" ObjectID="_1821865186" r:id="rId8"/>
+          <o:OLEObject Type="Embed" ProgID="Visio.Drawing.15" ShapeID="_x0000_i1025" DrawAspect="Content" ObjectID="_1823070370" r:id="rId8"/>
         </w:object>
       </w:r>
     </w:p>
